--- a/deliverables/new-video-4/YouTube_Description_DRAFT.docx
+++ b/deliverables/new-video-4/YouTube_Description_DRAFT.docx
@@ -439,7 +439,7 @@
           <w:i w:val="0"/>
           <w:sz w:val="22"/>
         </w:rPr>
-        <w:t>12:57  Part three: Receipts</w:t>
+        <w:t>13:04  Part three: Receipts</w:t>
       </w:r>
     </w:p>
     <w:p>
@@ -452,7 +452,7 @@
           <w:i w:val="0"/>
           <w:sz w:val="22"/>
         </w:rPr>
-        <w:t>14:23  A practical test</w:t>
+        <w:t>14:57  A practical test</w:t>
       </w:r>
     </w:p>
     <w:p>
@@ -465,7 +465,7 @@
           <w:i w:val="0"/>
           <w:sz w:val="22"/>
         </w:rPr>
-        <w:t>15:19  When it still does not land</w:t>
+        <w:t>15:53  When it still does not land</w:t>
       </w:r>
     </w:p>
     <w:p>
@@ -478,7 +478,7 @@
           <w:i w:val="0"/>
           <w:sz w:val="22"/>
         </w:rPr>
-        <w:t>16:58  Write your Claim below</w:t>
+        <w:t>17:32  Write your Claim below</w:t>
       </w:r>
     </w:p>
     <w:p>
